--- a/Project Documents/Team2-CSC445-SRS.docx
+++ b/Project Documents/Team2-CSC445-SRS.docx
@@ -3757,10 +3757,15 @@
       <w:bookmarkStart w:id="1" w:name="_Toc224329894"/>
       <w:r>
         <w:lastRenderedPageBreak/>
-        <w:t>1.  Introduction</w:t>
+        <w:t>1</w:t>
+      </w:r>
+      <w:proofErr w:type="gramStart"/>
+      <w:r>
+        <w:t>.  Introduction</w:t>
       </w:r>
       <w:bookmarkEnd w:id="0"/>
       <w:bookmarkEnd w:id="1"/>
+      <w:proofErr w:type="gramEnd"/>
       <w:r>
         <w:t xml:space="preserve">  </w:t>
       </w:r>
@@ -3772,11 +3777,13 @@
       </w:pPr>
       <w:bookmarkStart w:id="2" w:name="_Toc363403515"/>
       <w:bookmarkStart w:id="3" w:name="_Toc224329895"/>
+      <w:proofErr w:type="gramStart"/>
       <w:r>
         <w:t>1.1  Purpose</w:t>
       </w:r>
       <w:bookmarkEnd w:id="2"/>
       <w:bookmarkEnd w:id="3"/>
+      <w:proofErr w:type="gramEnd"/>
       <w:r>
         <w:t xml:space="preserve">  </w:t>
       </w:r>
@@ -3824,11 +3831,13 @@
       </w:pPr>
       <w:bookmarkStart w:id="4" w:name="_Toc363403516"/>
       <w:bookmarkStart w:id="5" w:name="_Toc224329896"/>
+      <w:proofErr w:type="gramStart"/>
       <w:r>
         <w:t>1.2  Scope</w:t>
       </w:r>
       <w:bookmarkEnd w:id="4"/>
       <w:bookmarkEnd w:id="5"/>
+      <w:proofErr w:type="gramEnd"/>
       <w:r>
         <w:t xml:space="preserve"> </w:t>
       </w:r>
@@ -3905,8 +3914,13 @@
       </w:pPr>
       <w:bookmarkStart w:id="6" w:name="_Toc363403517"/>
       <w:bookmarkStart w:id="7" w:name="_Toc224329897"/>
-      <w:r>
-        <w:t>1.3  Definitions, Acronyms, and Abbreviations.</w:t>
+      <w:proofErr w:type="gramStart"/>
+      <w:r>
+        <w:t>1.3  Definitions</w:t>
+      </w:r>
+      <w:proofErr w:type="gramEnd"/>
+      <w:r>
+        <w:t>, Acronyms, and Abbreviations.</w:t>
       </w:r>
       <w:bookmarkEnd w:id="6"/>
       <w:bookmarkEnd w:id="7"/>
@@ -4063,7 +4077,27 @@
                 <w:szCs w:val="24"/>
                 <w:bdr w:val="none" w:sz="0" w:space="0" w:color="auto" w:frame="1"/>
               </w:rPr>
-              <w:t xml:space="preserve"> A communication protocol signal used in device or network communication to confirm successful data transmission (ACK) or report transmission failure (NACK).</w:t>
+              <w:t xml:space="preserve"> A communication protocol signal </w:t>
+            </w:r>
+            <w:proofErr w:type="gramStart"/>
+            <w:r>
+              <w:rPr>
+                <w:rFonts w:ascii="Google Sans Text" w:hAnsi="Google Sans Text"/>
+                <w:color w:val="1F1F1F"/>
+                <w:szCs w:val="24"/>
+                <w:bdr w:val="none" w:sz="0" w:space="0" w:color="auto" w:frame="1"/>
+              </w:rPr>
+              <w:t>used</w:t>
+            </w:r>
+            <w:proofErr w:type="gramEnd"/>
+            <w:r>
+              <w:rPr>
+                <w:rFonts w:ascii="Google Sans Text" w:hAnsi="Google Sans Text"/>
+                <w:color w:val="1F1F1F"/>
+                <w:szCs w:val="24"/>
+                <w:bdr w:val="none" w:sz="0" w:space="0" w:color="auto" w:frame="1"/>
+              </w:rPr>
+              <w:t xml:space="preserve"> in device or network communication to confirm successful data transmission (ACK) or report transmission failure (NACK).</w:t>
             </w:r>
           </w:p>
         </w:tc>
@@ -4726,6 +4760,7 @@
               </w:rPr>
               <w:t xml:space="preserve"> Standard database interface </w:t>
             </w:r>
+            <w:proofErr w:type="gramStart"/>
             <w:r>
               <w:rPr>
                 <w:rFonts w:ascii="Google Sans Text" w:hAnsi="Google Sans Text"/>
@@ -4751,7 +4786,17 @@
                 <w:szCs w:val="24"/>
                 <w:bdr w:val="none" w:sz="0" w:space="0" w:color="auto" w:frame="1"/>
               </w:rPr>
-              <w:t xml:space="preserve">that </w:t>
+              <w:t>that</w:t>
+            </w:r>
+            <w:proofErr w:type="gramEnd"/>
+            <w:r>
+              <w:rPr>
+                <w:rFonts w:ascii="Google Sans Text" w:hAnsi="Google Sans Text"/>
+                <w:color w:val="1F1F1F"/>
+                <w:szCs w:val="24"/>
+                <w:bdr w:val="none" w:sz="0" w:space="0" w:color="auto" w:frame="1"/>
+              </w:rPr>
+              <w:t xml:space="preserve"> </w:t>
             </w:r>
             <w:r>
               <w:rPr>
@@ -5021,7 +5066,27 @@
                 <w:szCs w:val="24"/>
                 <w:bdr w:val="none" w:sz="0" w:space="0" w:color="auto" w:frame="1"/>
               </w:rPr>
-              <w:t xml:space="preserve"> The software product described in this document that manages library resources, user accounts, and circulation operations.</w:t>
+              <w:t xml:space="preserve"> The software product described in this </w:t>
+            </w:r>
+            <w:proofErr w:type="gramStart"/>
+            <w:r>
+              <w:rPr>
+                <w:rFonts w:ascii="Google Sans Text" w:hAnsi="Google Sans Text"/>
+                <w:color w:val="1F1F1F"/>
+                <w:szCs w:val="24"/>
+                <w:bdr w:val="none" w:sz="0" w:space="0" w:color="auto" w:frame="1"/>
+              </w:rPr>
+              <w:t>document that</w:t>
+            </w:r>
+            <w:proofErr w:type="gramEnd"/>
+            <w:r>
+              <w:rPr>
+                <w:rFonts w:ascii="Google Sans Text" w:hAnsi="Google Sans Text"/>
+                <w:color w:val="1F1F1F"/>
+                <w:szCs w:val="24"/>
+                <w:bdr w:val="none" w:sz="0" w:space="0" w:color="auto" w:frame="1"/>
+              </w:rPr>
+              <w:t xml:space="preserve"> manages library resources, user accounts, and circulation operations.</w:t>
             </w:r>
           </w:p>
         </w:tc>
@@ -5606,7 +5671,27 @@
                 <w:szCs w:val="24"/>
                 <w:bdr w:val="none" w:sz="0" w:space="0" w:color="auto" w:frame="1"/>
               </w:rPr>
-              <w:t xml:space="preserve"> A cryptographic network protocol used to securely access and manage remote systems.</w:t>
+              <w:t xml:space="preserve"> A cryptographic network protocol </w:t>
+            </w:r>
+            <w:proofErr w:type="gramStart"/>
+            <w:r>
+              <w:rPr>
+                <w:rFonts w:ascii="Google Sans Text" w:hAnsi="Google Sans Text"/>
+                <w:color w:val="1F1F1F"/>
+                <w:szCs w:val="24"/>
+                <w:bdr w:val="none" w:sz="0" w:space="0" w:color="auto" w:frame="1"/>
+              </w:rPr>
+              <w:t>used</w:t>
+            </w:r>
+            <w:proofErr w:type="gramEnd"/>
+            <w:r>
+              <w:rPr>
+                <w:rFonts w:ascii="Google Sans Text" w:hAnsi="Google Sans Text"/>
+                <w:color w:val="1F1F1F"/>
+                <w:szCs w:val="24"/>
+                <w:bdr w:val="none" w:sz="0" w:space="0" w:color="auto" w:frame="1"/>
+              </w:rPr>
+              <w:t xml:space="preserve"> to securely access and manage remote systems.</w:t>
             </w:r>
           </w:p>
         </w:tc>
@@ -5932,11 +6017,13 @@
       </w:pPr>
       <w:bookmarkStart w:id="8" w:name="_Toc363403518"/>
       <w:bookmarkStart w:id="9" w:name="_Toc224329898"/>
+      <w:proofErr w:type="gramStart"/>
       <w:r>
         <w:t>1.4  References</w:t>
       </w:r>
       <w:bookmarkEnd w:id="8"/>
       <w:bookmarkEnd w:id="9"/>
+      <w:proofErr w:type="gramEnd"/>
       <w:r>
         <w:t xml:space="preserve">  </w:t>
       </w:r>
@@ -6895,8 +6982,20 @@
           <w:szCs w:val="24"/>
           <w14:ligatures w14:val="standardContextual"/>
         </w:rPr>
-        <w:t xml:space="preserve"> SRS-section3-example (1) and SDD_Simplified_Template</w:t>
-      </w:r>
+        <w:t xml:space="preserve"> SRS-section3-example (1) and </w:t>
+      </w:r>
+      <w:proofErr w:type="spellStart"/>
+      <w:r>
+        <w:rPr>
+          <w:rFonts w:eastAsia="Aptos"/>
+          <w:color w:val="auto"/>
+          <w:kern w:val="2"/>
+          <w:szCs w:val="24"/>
+          <w14:ligatures w14:val="standardContextual"/>
+        </w:rPr>
+        <w:t>SDD_Simplified_Template</w:t>
+      </w:r>
+      <w:proofErr w:type="spellEnd"/>
     </w:p>
     <w:p>
       <w:pPr>
@@ -7044,11 +7143,13 @@
       </w:pPr>
       <w:bookmarkStart w:id="10" w:name="_Toc363403519"/>
       <w:bookmarkStart w:id="11" w:name="_Toc224329899"/>
+      <w:proofErr w:type="gramStart"/>
       <w:r>
         <w:t>1.5  Overview</w:t>
       </w:r>
       <w:bookmarkEnd w:id="10"/>
       <w:bookmarkEnd w:id="11"/>
+      <w:proofErr w:type="gramEnd"/>
       <w:r>
         <w:t xml:space="preserve">  </w:t>
       </w:r>
@@ -7191,7 +7292,15 @@
       <w:bookmarkStart w:id="12" w:name="_Toc363403520"/>
       <w:bookmarkStart w:id="13" w:name="_Toc224329900"/>
       <w:r>
-        <w:t>2.  The Overall Description</w:t>
+        <w:t>2</w:t>
+      </w:r>
+      <w:proofErr w:type="gramStart"/>
+      <w:r>
+        <w:t>.  The</w:t>
+      </w:r>
+      <w:proofErr w:type="gramEnd"/>
+      <w:r>
+        <w:t xml:space="preserve"> Overall Description</w:t>
       </w:r>
       <w:bookmarkEnd w:id="12"/>
       <w:bookmarkEnd w:id="13"/>
@@ -7205,8 +7314,13 @@
       </w:pPr>
       <w:bookmarkStart w:id="14" w:name="_Toc363403521"/>
       <w:bookmarkStart w:id="15" w:name="_Toc224329901"/>
-      <w:r>
-        <w:t>2.1  Product Perspective</w:t>
+      <w:proofErr w:type="gramStart"/>
+      <w:r>
+        <w:t>2.1  Product</w:t>
+      </w:r>
+      <w:proofErr w:type="gramEnd"/>
+      <w:r>
+        <w:t xml:space="preserve"> Perspective</w:t>
       </w:r>
       <w:bookmarkEnd w:id="14"/>
       <w:bookmarkEnd w:id="15"/>
@@ -7287,7 +7401,19 @@
         <w:t>Patron Web Portal</w:t>
       </w:r>
       <w:r>
-        <w:t>: A responsive web interface (HTML5/CSS3/JavaScript) that utilizes RESTful APIs to provide real-time item discovery and account management.</w:t>
+        <w:t>: A responsive web interface (HTML5/CSS3/</w:t>
+      </w:r>
+      <w:r>
+        <w:t>Django6</w:t>
+      </w:r>
+      <w:r>
+        <w:t xml:space="preserve">) that utilizes </w:t>
+      </w:r>
+      <w:r>
+        <w:t>POST</w:t>
+      </w:r>
+      <w:r>
+        <w:t xml:space="preserve"> to provide real-time item discovery and account management.</w:t>
       </w:r>
     </w:p>
     <w:p>
@@ -7767,10 +7893,10 @@
         <w:tblLook w:val="04A0" w:firstRow="1" w:lastRow="0" w:firstColumn="1" w:lastColumn="0" w:noHBand="0" w:noVBand="1"/>
       </w:tblPr>
       <w:tblGrid>
-        <w:gridCol w:w="2461"/>
-        <w:gridCol w:w="2461"/>
-        <w:gridCol w:w="2462"/>
-        <w:gridCol w:w="2462"/>
+        <w:gridCol w:w="2380"/>
+        <w:gridCol w:w="2377"/>
+        <w:gridCol w:w="2703"/>
+        <w:gridCol w:w="2386"/>
       </w:tblGrid>
       <w:tr>
         <w:trPr>
@@ -7778,7 +7904,7 @@
         </w:trPr>
         <w:tc>
           <w:tcPr>
-            <w:tcW w:w="2461" w:type="dxa"/>
+            <w:tcW w:w="2380" w:type="dxa"/>
           </w:tcPr>
           <w:p>
             <w:pPr>
@@ -7804,7 +7930,7 @@
         </w:tc>
         <w:tc>
           <w:tcPr>
-            <w:tcW w:w="2461" w:type="dxa"/>
+            <w:tcW w:w="2377" w:type="dxa"/>
           </w:tcPr>
           <w:p>
             <w:pPr>
@@ -7831,7 +7957,7 @@
         </w:tc>
         <w:tc>
           <w:tcPr>
-            <w:tcW w:w="2462" w:type="dxa"/>
+            <w:tcW w:w="2703" w:type="dxa"/>
           </w:tcPr>
           <w:p>
             <w:pPr>
@@ -7857,7 +7983,7 @@
         </w:tc>
         <w:tc>
           <w:tcPr>
-            <w:tcW w:w="2462" w:type="dxa"/>
+            <w:tcW w:w="2386" w:type="dxa"/>
           </w:tcPr>
           <w:p>
             <w:pPr>
@@ -7888,7 +8014,7 @@
         </w:trPr>
         <w:tc>
           <w:tcPr>
-            <w:tcW w:w="2461" w:type="dxa"/>
+            <w:tcW w:w="2380" w:type="dxa"/>
           </w:tcPr>
           <w:p>
             <w:pPr>
@@ -7904,13 +8030,13 @@
               <w:rPr>
                 <w:iCs/>
               </w:rPr>
-              <w:t>PostgreSQL</w:t>
+              <w:t>SQLite</w:t>
             </w:r>
           </w:p>
         </w:tc>
         <w:tc>
           <w:tcPr>
-            <w:tcW w:w="2461" w:type="dxa"/>
+            <w:tcW w:w="2377" w:type="dxa"/>
           </w:tcPr>
           <w:p>
             <w:pPr>
@@ -7926,13 +8052,13 @@
               <w:rPr>
                 <w:iCs/>
               </w:rPr>
-              <w:t>PGSQL-DB</w:t>
+              <w:t>SQL-DB</w:t>
             </w:r>
           </w:p>
         </w:tc>
         <w:tc>
           <w:tcPr>
-            <w:tcW w:w="2462" w:type="dxa"/>
+            <w:tcW w:w="2703" w:type="dxa"/>
           </w:tcPr>
           <w:p>
             <w:pPr>
@@ -7948,13 +8074,13 @@
               <w:rPr>
                 <w:iCs/>
               </w:rPr>
-              <w:t>15.x</w:t>
+              <w:t>3.x (development)</w:t>
             </w:r>
           </w:p>
         </w:tc>
         <w:tc>
           <w:tcPr>
-            <w:tcW w:w="2462" w:type="dxa"/>
+            <w:tcW w:w="2386" w:type="dxa"/>
           </w:tcPr>
           <w:p>
             <w:pPr>
@@ -7970,7 +8096,7 @@
               <w:rPr>
                 <w:iCs/>
               </w:rPr>
-              <w:t>PostgreSQL Global Development Group</w:t>
+              <w:t>SQLite Consortium</w:t>
             </w:r>
           </w:p>
         </w:tc>
@@ -7981,7 +8107,7 @@
         </w:trPr>
         <w:tc>
           <w:tcPr>
-            <w:tcW w:w="2461" w:type="dxa"/>
+            <w:tcW w:w="2380" w:type="dxa"/>
           </w:tcPr>
           <w:p>
             <w:pPr>
@@ -7997,25 +8123,13 @@
               <w:rPr>
                 <w:iCs/>
               </w:rPr>
-              <w:t>Ubuntu</w:t>
-            </w:r>
-            <w:r>
-              <w:rPr>
-                <w:iCs/>
-              </w:rPr>
-              <w:t xml:space="preserve"> </w:t>
-            </w:r>
-            <w:r>
-              <w:rPr>
-                <w:iCs/>
-              </w:rPr>
-              <w:t>Server</w:t>
+              <w:t>Host OS</w:t>
             </w:r>
           </w:p>
         </w:tc>
         <w:tc>
           <w:tcPr>
-            <w:tcW w:w="2461" w:type="dxa"/>
+            <w:tcW w:w="2377" w:type="dxa"/>
           </w:tcPr>
           <w:p>
             <w:pPr>
@@ -8031,13 +8145,13 @@
               <w:rPr>
                 <w:iCs/>
               </w:rPr>
-              <w:t>UBUNTU-OS</w:t>
+              <w:t>HOST-OS</w:t>
             </w:r>
           </w:p>
         </w:tc>
         <w:tc>
           <w:tcPr>
-            <w:tcW w:w="2462" w:type="dxa"/>
+            <w:tcW w:w="2703" w:type="dxa"/>
           </w:tcPr>
           <w:p>
             <w:pPr>
@@ -8053,13 +8167,20 @@
               <w:rPr>
                 <w:iCs/>
               </w:rPr>
-              <w:t>22.04 LTS</w:t>
+              <w:t> platform</w:t>
+            </w:r>
+            <w:r>
+              <w:rPr>
+                <w:iCs/>
+              </w:rPr>
+              <w:noBreakHyphen/>
+              <w:t>agnostic (Linux/Windows supported; development tested on Windows and Unix-like systems) </w:t>
             </w:r>
           </w:p>
         </w:tc>
         <w:tc>
           <w:tcPr>
-            <w:tcW w:w="2462" w:type="dxa"/>
+            <w:tcW w:w="2386" w:type="dxa"/>
           </w:tcPr>
           <w:p>
             <w:pPr>
@@ -8075,7 +8196,7 @@
               <w:rPr>
                 <w:iCs/>
               </w:rPr>
-              <w:t>Canonical Ltd.</w:t>
+              <w:t>Various vendors</w:t>
             </w:r>
           </w:p>
         </w:tc>
@@ -8086,7 +8207,7 @@
         </w:trPr>
         <w:tc>
           <w:tcPr>
-            <w:tcW w:w="2461" w:type="dxa"/>
+            <w:tcW w:w="2380" w:type="dxa"/>
           </w:tcPr>
           <w:p>
             <w:pPr>
@@ -8102,13 +8223,13 @@
               <w:rPr>
                 <w:iCs/>
               </w:rPr>
-              <w:t>Node.js</w:t>
+              <w:t>Python + Web Framework</w:t>
             </w:r>
           </w:p>
         </w:tc>
         <w:tc>
           <w:tcPr>
-            <w:tcW w:w="2461" w:type="dxa"/>
+            <w:tcW w:w="2377" w:type="dxa"/>
           </w:tcPr>
           <w:p>
             <w:pPr>
@@ -8124,13 +8245,13 @@
               <w:rPr>
                 <w:iCs/>
               </w:rPr>
-              <w:t>NODE-RT</w:t>
+              <w:t>PY-RUNTIME</w:t>
             </w:r>
           </w:p>
         </w:tc>
         <w:tc>
           <w:tcPr>
-            <w:tcW w:w="2462" w:type="dxa"/>
+            <w:tcW w:w="2703" w:type="dxa"/>
           </w:tcPr>
           <w:p>
             <w:pPr>
@@ -8146,13 +8267,13 @@
               <w:rPr>
                 <w:iCs/>
               </w:rPr>
-              <w:t>18.x (LTS)</w:t>
+              <w:t>Python 3.10/3.11 and Django 4.x (framework)</w:t>
             </w:r>
           </w:p>
         </w:tc>
         <w:tc>
           <w:tcPr>
-            <w:tcW w:w="2462" w:type="dxa"/>
+            <w:tcW w:w="2386" w:type="dxa"/>
           </w:tcPr>
           <w:p>
             <w:pPr>
@@ -8168,100 +8289,7 @@
               <w:rPr>
                 <w:iCs/>
               </w:rPr>
-              <w:t>OpenJS Foundation</w:t>
-            </w:r>
-          </w:p>
-        </w:tc>
-      </w:tr>
-      <w:tr>
-        <w:trPr>
-          <w:trHeight w:val="339"/>
-        </w:trPr>
-        <w:tc>
-          <w:tcPr>
-            <w:tcW w:w="2461" w:type="dxa"/>
-          </w:tcPr>
-          <w:p>
-            <w:pPr>
-              <w:numPr>
-                <w:ilvl w:val="12"/>
-                <w:numId w:val="0"/>
-              </w:numPr>
-              <w:rPr>
-                <w:iCs/>
-              </w:rPr>
-            </w:pPr>
-            <w:r>
-              <w:rPr>
-                <w:iCs/>
-              </w:rPr>
-              <w:t>SendGrid SMTP API</w:t>
-            </w:r>
-          </w:p>
-        </w:tc>
-        <w:tc>
-          <w:tcPr>
-            <w:tcW w:w="2461" w:type="dxa"/>
-          </w:tcPr>
-          <w:p>
-            <w:pPr>
-              <w:numPr>
-                <w:ilvl w:val="12"/>
-                <w:numId w:val="0"/>
-              </w:numPr>
-              <w:rPr>
-                <w:iCs/>
-              </w:rPr>
-            </w:pPr>
-            <w:r>
-              <w:rPr>
-                <w:iCs/>
-              </w:rPr>
-              <w:t>SG-SMTP</w:t>
-            </w:r>
-          </w:p>
-        </w:tc>
-        <w:tc>
-          <w:tcPr>
-            <w:tcW w:w="2462" w:type="dxa"/>
-          </w:tcPr>
-          <w:p>
-            <w:pPr>
-              <w:numPr>
-                <w:ilvl w:val="12"/>
-                <w:numId w:val="0"/>
-              </w:numPr>
-              <w:rPr>
-                <w:iCs/>
-              </w:rPr>
-            </w:pPr>
-            <w:r>
-              <w:rPr>
-                <w:iCs/>
-              </w:rPr>
-              <w:t>V3</w:t>
-            </w:r>
-          </w:p>
-        </w:tc>
-        <w:tc>
-          <w:tcPr>
-            <w:tcW w:w="2462" w:type="dxa"/>
-          </w:tcPr>
-          <w:p>
-            <w:pPr>
-              <w:numPr>
-                <w:ilvl w:val="12"/>
-                <w:numId w:val="0"/>
-              </w:numPr>
-              <w:rPr>
-                <w:iCs/>
-              </w:rPr>
-            </w:pPr>
-            <w:r>
-              <w:rPr>
-                <w:iCs/>
-              </w:rPr>
-              <w:t>Twilio, Inc.</w:t>
+              <w:t>Python Software Foundation / Django Software Foundation</w:t>
             </w:r>
           </w:p>
         </w:tc>
@@ -8294,7 +8322,11 @@
         <w:pStyle w:val="NormalWeb"/>
       </w:pPr>
       <w:r>
-        <w:t>The LMS interacts with the products listed above through standardized protocols to ensure the system remains scalable, secure, and compliant with existing infrastructure.</w:t>
+        <w:t>The LMS uses standard protocols and well</w:t>
+      </w:r>
+      <w:r>
+        <w:noBreakHyphen/>
+        <w:t>supported libraries to ensure scalability, security, and compatibility with existing infrastructure.</w:t>
       </w:r>
     </w:p>
     <w:p>
@@ -8306,7 +8338,21 @@
           <w:b/>
           <w:bCs/>
         </w:rPr>
-        <w:t>DBMS Interface (LMS ↔ PostgreSQL)</w:t>
+        <w:t xml:space="preserve">DBMS Interface (LMS ↔ </w:t>
+      </w:r>
+      <w:r>
+        <w:rPr>
+          <w:b/>
+          <w:bCs/>
+        </w:rPr>
+        <w:t>Relational DB</w:t>
+      </w:r>
+      <w:r>
+        <w:rPr>
+          <w:b/>
+          <w:bCs/>
+        </w:rPr>
+        <w:t>)</w:t>
       </w:r>
     </w:p>
     <w:p>
@@ -8326,19 +8372,18 @@
         <w:t>Purpose:</w:t>
       </w:r>
       <w:r>
-        <w:t xml:space="preserve"> This interface serves as the backbone for the system's </w:t>
-      </w:r>
-      <w:r>
-        <w:t>d</w:t>
-      </w:r>
-      <w:r>
-        <w:t xml:space="preserve">iscovery and </w:t>
-      </w:r>
-      <w:r>
-        <w:t>i</w:t>
-      </w:r>
-      <w:r>
-        <w:t>nventory functions. It allows the LMS to perform persistent storage, retrieval, and updates for all library records (Users, Books, and Loans).</w:t>
+        <w:t xml:space="preserve"> </w:t>
+      </w:r>
+      <w:r>
+        <w:t xml:space="preserve">The database interface supports persistent storage, retrieval, and updates for core library records (users, items, loans, reservations). It is </w:t>
+      </w:r>
+      <w:proofErr w:type="gramStart"/>
+      <w:r>
+        <w:t>the</w:t>
+      </w:r>
+      <w:proofErr w:type="gramEnd"/>
+      <w:r>
+        <w:t xml:space="preserve"> authoritative store for inventory and circulation state.</w:t>
       </w:r>
     </w:p>
     <w:p>
@@ -8358,13 +8403,22 @@
         <w:t>Message Content/Format:</w:t>
       </w:r>
       <w:r>
-        <w:t xml:space="preserve"> The system communicates using </w:t>
-      </w:r>
-      <w:r>
-        <w:t>Structured Query Language (SQL). Data returned from the database is mapped into JSON (JavaScript Object Notation) objects by the application's Object-Relational Mapper (ORM)</w:t>
-      </w:r>
-      <w:r>
-        <w:t xml:space="preserve"> for processing by the internal logic.</w:t>
+        <w:t xml:space="preserve"> </w:t>
+      </w:r>
+      <w:r>
+        <w:t>The application interacts with the database via the framework’s Object</w:t>
+      </w:r>
+      <w:r>
+        <w:noBreakHyphen/>
+        <w:t>Relational Mapper (ORM). The ORM issues SQL under the hood against the configured relational engine; application code manipulates mapped model instances (language objects) which are then rendered into HTML views. Third</w:t>
+      </w:r>
+      <w:r>
+        <w:noBreakHyphen/>
+        <w:t xml:space="preserve">party </w:t>
+      </w:r>
+      <w:r>
+        <w:lastRenderedPageBreak/>
+        <w:t>discovery responses (from external book services) are exchanged as JSON, but internal persistence and business logic operate on ORM model objects rather than raw JSON.</w:t>
       </w:r>
     </w:p>
     <w:p>
@@ -8384,7 +8438,10 @@
         <w:t>Reference:</w:t>
       </w:r>
       <w:r>
-        <w:t xml:space="preserve"> PostgreSQL Interface Documentation; ISO/IEC 9075.</w:t>
+        <w:t xml:space="preserve"> </w:t>
+      </w:r>
+      <w:r>
+        <w:t>ORM and chosen DBMS documentation (e.g., SQLite / Django ORM).</w:t>
       </w:r>
     </w:p>
     <w:p>
@@ -8417,43 +8474,10 @@
         <w:t>Purpose:</w:t>
       </w:r>
       <w:r>
-        <w:t xml:space="preserve"> This interface facilitates the </w:t>
-      </w:r>
-      <w:r>
-        <w:t>n</w:t>
-      </w:r>
-      <w:r>
-        <w:t xml:space="preserve">otifications and </w:t>
-      </w:r>
-      <w:r>
-        <w:t>f</w:t>
-      </w:r>
-      <w:r>
-        <w:t xml:space="preserve">eedback functional area. When the internal </w:t>
-      </w:r>
-      <w:r>
-        <w:t>c</w:t>
-      </w:r>
-      <w:r>
-        <w:t xml:space="preserve">irculation </w:t>
-      </w:r>
-      <w:r>
-        <w:t>process</w:t>
-      </w:r>
-      <w:r>
-        <w:t xml:space="preserve"> identifies a triggered event</w:t>
-      </w:r>
-      <w:r>
         <w:t xml:space="preserve"> </w:t>
       </w:r>
       <w:r>
-        <w:t>such as an overdue item or a filled reservation</w:t>
-      </w:r>
-      <w:r>
-        <w:t xml:space="preserve"> </w:t>
-      </w:r>
-      <w:r>
-        <w:t>it utilizes this interface to alert the patron.</w:t>
+        <w:t>This interface supports notification use cases such as alerts for upcoming due dates and overdue loans. Scheduled background tasks construct notification messages and hand them to the configured email backend for delivery.</w:t>
       </w:r>
     </w:p>
     <w:p>
@@ -8470,17 +8494,13 @@
           <w:b/>
           <w:bCs/>
         </w:rPr>
-        <w:lastRenderedPageBreak/>
         <w:t>Message Content/Format:</w:t>
       </w:r>
       <w:r>
-        <w:t xml:space="preserve"> The LMS initiates </w:t>
-      </w:r>
-      <w:r>
-        <w:t>an SMTP Request containing a structured header (sender, recipient, subject) and a body (HTML or Plain Text). The message format follows the MIME standard to ensure cross-client compatibility</w:t>
-      </w:r>
-      <w:r>
-        <w:t>.</w:t>
+        <w:t xml:space="preserve"> </w:t>
+      </w:r>
+      <w:r>
+        <w:t>Messages are composed with structured headers (sender, recipient, subject) and bodies (HTML or plain text) following MIME conventions and are transmitted via SMTP to an external mail service or SMTP relay. The application uses the framework’s email APIs to build and send these messages.</w:t>
       </w:r>
     </w:p>
     <w:p>
@@ -8513,7 +8533,21 @@
           <w:b/>
           <w:bCs/>
         </w:rPr>
-        <w:t>Operating System Interface (LMS ↔ Ubuntu)</w:t>
+        <w:t xml:space="preserve">Operating System Interface (LMS ↔ </w:t>
+      </w:r>
+      <w:r>
+        <w:rPr>
+          <w:b/>
+          <w:bCs/>
+        </w:rPr>
+        <w:t>Host OS</w:t>
+      </w:r>
+      <w:r>
+        <w:rPr>
+          <w:b/>
+          <w:bCs/>
+        </w:rPr>
+        <w:t>)</w:t>
       </w:r>
     </w:p>
     <w:p>
@@ -8533,7 +8567,14 @@
         <w:t>Purpose:</w:t>
       </w:r>
       <w:r>
-        <w:t xml:space="preserve"> The OS provides the low-level services necessary for the LMS to manage the file system and memory. It hosts the application processes and manages the web server's execution environment.</w:t>
+        <w:t xml:space="preserve"> </w:t>
+      </w:r>
+      <w:r>
+        <w:t>The OS provides low</w:t>
+      </w:r>
+      <w:r>
+        <w:noBreakHyphen/>
+        <w:t>level services for process execution, file I/O (logs, configuration), and networking necessary to host the web application and background tasks.</w:t>
       </w:r>
     </w:p>
     <w:p>
@@ -8553,34 +8594,26 @@
         <w:t>Message Content/Format:</w:t>
       </w:r>
       <w:r>
-        <w:t xml:space="preserve"> The LMS interacts with the OS via </w:t>
-      </w:r>
-      <w:r>
-        <w:t>s</w:t>
-      </w:r>
-      <w:r>
-        <w:t xml:space="preserve">ystem </w:t>
-      </w:r>
-      <w:r>
-        <w:t>c</w:t>
-      </w:r>
-      <w:r>
-        <w:t xml:space="preserve">alls for file I/O operations (accessing logs and configuration files) and </w:t>
-      </w:r>
-      <w:r>
-        <w:t>n</w:t>
-      </w:r>
-      <w:r>
-        <w:t xml:space="preserve">etwork </w:t>
-      </w:r>
-      <w:r>
-        <w:t>s</w:t>
-      </w:r>
-      <w:r>
-        <w:t>ockets to li</w:t>
-      </w:r>
-      <w:r>
-        <w:t>sten for incoming HTTP/HTTPS requests on Ports 80 and 443.</w:t>
+        <w:t xml:space="preserve"> </w:t>
+      </w:r>
+      <w:r>
+        <w:t xml:space="preserve">The application uses </w:t>
+      </w:r>
+      <w:proofErr w:type="gramStart"/>
+      <w:r>
+        <w:t>standard system</w:t>
+      </w:r>
+      <w:proofErr w:type="gramEnd"/>
+      <w:r>
+        <w:t xml:space="preserve"> calls and runtime facilities for file access and network sockets to listen for HTTP/HTTPS traffic. Platform service configuration (</w:t>
+      </w:r>
+      <w:proofErr w:type="spellStart"/>
+      <w:r>
+        <w:t>systemd</w:t>
+      </w:r>
+      <w:proofErr w:type="spellEnd"/>
+      <w:r>
+        <w:t>, process manager, or hosting platform) is used in deployment to run the application processes.</w:t>
       </w:r>
     </w:p>
     <w:p>
@@ -8600,7 +8633,10 @@
         <w:t>Reference:</w:t>
       </w:r>
       <w:r>
-        <w:t xml:space="preserve"> Ubuntu Server Documentation; POSIX Specifications.</w:t>
+        <w:t xml:space="preserve"> </w:t>
+      </w:r>
+      <w:r>
+        <w:t>Host OS documentation and POSIX/Windows API references as appropriate.</w:t>
       </w:r>
     </w:p>
     <w:p>
@@ -8613,7 +8649,21 @@
           <w:b/>
           <w:bCs/>
         </w:rPr>
-        <w:t>Application Runtime Interface (LMS ↔ Node.js)</w:t>
+        <w:t xml:space="preserve">Application Runtime Interface (LMS ↔ </w:t>
+      </w:r>
+      <w:r>
+        <w:rPr>
+          <w:b/>
+          <w:bCs/>
+        </w:rPr>
+        <w:t>Python / Web Framework</w:t>
+      </w:r>
+      <w:r>
+        <w:rPr>
+          <w:b/>
+          <w:bCs/>
+        </w:rPr>
+        <w:t>)</w:t>
       </w:r>
     </w:p>
     <w:p>
@@ -8633,7 +8683,14 @@
         <w:t>Purpose:</w:t>
       </w:r>
       <w:r>
-        <w:t xml:space="preserve"> Node.js provides the asynchronous, event-driven environment required to execute the application logic and manage concurrent user sessions.</w:t>
+        <w:t xml:space="preserve"> </w:t>
+      </w:r>
+      <w:r>
+        <w:t>The Python runtime and web framework provide the execution environment and high</w:t>
+      </w:r>
+      <w:r>
+        <w:noBreakHyphen/>
+        <w:t>level APIs for request handling, session management, template rendering, form processing, and background task invocation.</w:t>
       </w:r>
     </w:p>
     <w:p>
@@ -8653,13 +8710,14 @@
         <w:t>Message Content/Format:</w:t>
       </w:r>
       <w:r>
-        <w:t xml:space="preserve"> The application interacts with the runtime via the </w:t>
-      </w:r>
-      <w:r>
-        <w:t>V8 Engine API, utilizing JavaScript (ECMA-262) for executing business rules and managing the</w:t>
-      </w:r>
-      <w:r>
-        <w:t xml:space="preserve"> internal API routing.</w:t>
+        <w:t xml:space="preserve"> </w:t>
+      </w:r>
+      <w:r>
+        <w:t>The application runs as Python code executed by the interpreter; it handles incoming HTTP requests via the framework’s request/response model (WSGI/ASGI), executes business logic, and returns rendered responses (HTML) or redirects. Interactions with third</w:t>
+      </w:r>
+      <w:r>
+        <w:noBreakHyphen/>
+        <w:t>party services (e.g., external book lookup) are performed using standard HTTP/HTTPS client calls returning JSON payloads.</w:t>
       </w:r>
     </w:p>
     <w:p>
@@ -8679,13 +8737,10 @@
         <w:t>Reference:</w:t>
       </w:r>
       <w:r>
-        <w:t xml:space="preserve"> Node.js v18.x LTS </w:t>
-      </w:r>
-      <w:r>
-        <w:t>d</w:t>
-      </w:r>
-      <w:r>
-        <w:t>ocumentation.</w:t>
+        <w:t xml:space="preserve"> </w:t>
+      </w:r>
+      <w:r>
+        <w:t>Python language and web framework documentation.</w:t>
       </w:r>
     </w:p>
     <w:p>
@@ -8732,9 +8787,10 @@
     <w:p>
       <w:pPr>
         <w:pStyle w:val="NormalWeb"/>
-      </w:pPr>
-      <w:r>
-        <w:t>This section defines the networking protocols and standards the LMS uses to facilitate data exchange between client browsers, the application server, and external messaging services. These protocols require direct configuration or implementation within the software logic.</w:t>
+        <w:spacing w:line="276" w:lineRule="auto"/>
+      </w:pPr>
+      <w:r>
+        <w:t>This section defines the networking protocols and standards the LMS uses to facilitate data exchange between client browsers, the application server, and external messaging services.</w:t>
       </w:r>
     </w:p>
     <w:p>
@@ -8784,10 +8840,29 @@
           <w:b/>
           <w:bCs/>
         </w:rPr>
-        <w:t>Logic:</w:t>
-      </w:r>
-      <w:r>
-        <w:t xml:space="preserve"> It facilitates the transmission of static assets (HTML, CSS, JS) and encrypted RESTful API payloads.</w:t>
+        <w:t>Logic</w:t>
+      </w:r>
+      <w:proofErr w:type="gramStart"/>
+      <w:r>
+        <w:rPr>
+          <w:b/>
+          <w:bCs/>
+        </w:rPr>
+        <w:t>:</w:t>
+      </w:r>
+      <w:r>
+        <w:t xml:space="preserve"> </w:t>
+      </w:r>
+      <w:r>
+        <w:t> HTTPS</w:t>
+      </w:r>
+      <w:proofErr w:type="gramEnd"/>
+      <w:r>
+        <w:t xml:space="preserve"> carries static assets (HTML, CSS, JS) and the request/response traffic used by the application’s server</w:t>
+      </w:r>
+      <w:r>
+        <w:noBreakHyphen/>
+        <w:t>rendered pages and form submissions; TLS is used to protect credentials and user data in transit.</w:t>
       </w:r>
     </w:p>
     <w:p>
@@ -8846,8 +8921,7 @@
           <w:b/>
           <w:bCs/>
         </w:rPr>
-        <w:lastRenderedPageBreak/>
-        <w:t>RESTful API (Representational State Transfer)</w:t>
+        <w:t>HTTP Request/Response (UI ↔ Application)</w:t>
       </w:r>
     </w:p>
     <w:p>
@@ -8867,31 +8941,10 @@
         <w:t>Purpose:</w:t>
       </w:r>
       <w:r>
-        <w:t xml:space="preserve"> Provides a standardized architectural style for the </w:t>
-      </w:r>
-      <w:r>
-        <w:t>c</w:t>
-      </w:r>
-      <w:r>
-        <w:t xml:space="preserve">irculation </w:t>
-      </w:r>
-      <w:r>
-        <w:t>l</w:t>
-      </w:r>
-      <w:r>
-        <w:t xml:space="preserve">ogic and </w:t>
-      </w:r>
-      <w:r>
-        <w:t>i</w:t>
-      </w:r>
-      <w:r>
-        <w:t xml:space="preserve">nventory </w:t>
-      </w:r>
-      <w:r>
-        <w:t>m</w:t>
-      </w:r>
-      <w:r>
-        <w:t>anagement modules to communicate with the front-end interfaces.</w:t>
+        <w:t xml:space="preserve"> </w:t>
+      </w:r>
+      <w:r>
+        <w:t>The runtime communication pattern for all UI actions and workflows between the browser and the application.</w:t>
       </w:r>
     </w:p>
     <w:p>
@@ -8911,10 +8964,18 @@
         <w:t>Logic:</w:t>
       </w:r>
       <w:r>
-        <w:t xml:space="preserve"> The system utilizes standard HTTP </w:t>
-      </w:r>
-      <w:r>
-        <w:t>verbs (GET for discovery, POST for account creation, and PUT/PATCH for item status updates).</w:t>
+        <w:t xml:space="preserve"> </w:t>
+      </w:r>
+      <w:r>
+        <w:t>The application follows standard HTTP semantics for retrieval and actions: GET requests render pages and views, POST form submissions (and standard redirect patterns) perform state</w:t>
+      </w:r>
+      <w:r>
+        <w:noBreakHyphen/>
+        <w:t>changing operations, and server responses are rendered HTML or redirects rather than internal JSON APIs for UI flows. Internal state changes and validation occur server</w:t>
+      </w:r>
+      <w:r>
+        <w:noBreakHyphen/>
+        <w:t>side on request processing.</w:t>
       </w:r>
     </w:p>
     <w:p>
@@ -8934,23 +8995,43 @@
         <w:t>Data Format:</w:t>
       </w:r>
       <w:r>
-        <w:t xml:space="preserve"> All payloads are formatted </w:t>
-      </w:r>
-      <w:r>
-        <w:t>in JSON, ensuring lightweight and high-speed data exchange.</w:t>
+        <w:t xml:space="preserve"> </w:t>
+      </w:r>
+      <w:r>
+        <w:t>Form</w:t>
+      </w:r>
+      <w:r>
+        <w:noBreakHyphen/>
+        <w:t>encoded data and rendered HTML are the primary formats for internal UI interactions; the application does not expose an internal RESTful JSON API for the server</w:t>
+      </w:r>
+      <w:r>
+        <w:noBreakHyphen/>
+        <w:t>rendered UI workflows. External third</w:t>
+      </w:r>
+      <w:r>
+        <w:noBreakHyphen/>
+        <w:t>party services used for discovery return JSON payloads and are consumed by the application as needed.</w:t>
+      </w:r>
+      <w:r>
+        <w:br/>
+        <w:t>Reference: HTTP specifications.</w:t>
       </w:r>
     </w:p>
     <w:p>
       <w:pPr>
         <w:pStyle w:val="NormalWeb"/>
         <w:spacing w:line="276" w:lineRule="auto"/>
-      </w:pPr>
-      <w:r>
-        <w:rPr>
-          <w:b/>
-          <w:bCs/>
-        </w:rPr>
-        <w:t>WebSockets</w:t>
+        <w:rPr>
+          <w:b/>
+          <w:bCs/>
+        </w:rPr>
+      </w:pPr>
+      <w:r>
+        <w:rPr>
+          <w:b/>
+          <w:bCs/>
+        </w:rPr>
+        <w:t>Notification Interface (LMS ↔ SMTP)</w:t>
       </w:r>
     </w:p>
     <w:p>
@@ -8970,16 +9051,14 @@
         <w:t>Purpose:</w:t>
       </w:r>
       <w:r>
-        <w:t xml:space="preserve"> Enables full-duplex, real-time communication for the </w:t>
-      </w:r>
-      <w:r>
-        <w:t>n</w:t>
-      </w:r>
-      <w:r>
-        <w:t xml:space="preserve">otifications </w:t>
-      </w:r>
-      <w:r>
-        <w:t>system</w:t>
+        <w:t xml:space="preserve"> </w:t>
+      </w:r>
+      <w:r>
+        <w:t>Deliver notifications such as upcoming due</w:t>
+      </w:r>
+      <w:r>
+        <w:noBreakHyphen/>
+        <w:t>date reminders and overdue alerts.</w:t>
       </w:r>
     </w:p>
     <w:p>
@@ -8999,19 +9078,10 @@
         <w:t>Logic:</w:t>
       </w:r>
       <w:r>
-        <w:t xml:space="preserve"> Unlike standard HTTP requests, WebSockets maintain a persistent connection. This allows the server to instantly push high-priority alerts to the </w:t>
-      </w:r>
-      <w:r>
-        <w:t>s</w:t>
-      </w:r>
-      <w:r>
-        <w:t xml:space="preserve">taff </w:t>
-      </w:r>
-      <w:r>
-        <w:t>d</w:t>
-      </w:r>
-      <w:r>
-        <w:t>ashboard without requiring a manual page refresh.</w:t>
+        <w:t xml:space="preserve"> </w:t>
+      </w:r>
+      <w:r>
+        <w:t>Scheduled background tasks assemble email messages and hand them to the configured email backend / SMTP relay for delivery.</w:t>
       </w:r>
     </w:p>
     <w:p>
@@ -9028,10 +9098,140 @@
           <w:b/>
           <w:bCs/>
         </w:rPr>
+        <w:t>Message Content/Format:</w:t>
+      </w:r>
+      <w:r>
+        <w:t xml:space="preserve"> </w:t>
+      </w:r>
+      <w:r>
+        <w:t>Messages include structured headers (sender, recipient, subject) and HTML or plain text bodies and follow MIME conventions. Transmission uses the SMTP protocol to an external mail provider or SMTP relay.</w:t>
+      </w:r>
+    </w:p>
+    <w:p>
+      <w:pPr>
+        <w:pStyle w:val="NormalWeb"/>
+        <w:numPr>
+          <w:ilvl w:val="0"/>
+          <w:numId w:val="16"/>
+        </w:numPr>
+        <w:spacing w:line="276" w:lineRule="auto"/>
+      </w:pPr>
+      <w:r>
+        <w:rPr>
+          <w:b/>
+          <w:bCs/>
+        </w:rPr>
         <w:t>Reference:</w:t>
       </w:r>
       <w:r>
-        <w:t xml:space="preserve"> RFC 6455.</w:t>
+        <w:t xml:space="preserve"> </w:t>
+      </w:r>
+      <w:r>
+        <w:t>RFC 5321 (SMTP), MIME standards.</w:t>
+      </w:r>
+    </w:p>
+    <w:p>
+      <w:pPr>
+        <w:pStyle w:val="NormalWeb"/>
+        <w:spacing w:line="276" w:lineRule="auto"/>
+        <w:rPr>
+          <w:b/>
+          <w:bCs/>
+        </w:rPr>
+      </w:pPr>
+    </w:p>
+    <w:p>
+      <w:pPr>
+        <w:pStyle w:val="NormalWeb"/>
+        <w:spacing w:line="276" w:lineRule="auto"/>
+      </w:pPr>
+      <w:proofErr w:type="spellStart"/>
+      <w:r>
+        <w:rPr>
+          <w:b/>
+          <w:bCs/>
+        </w:rPr>
+        <w:lastRenderedPageBreak/>
+        <w:t>WebSockets</w:t>
+      </w:r>
+      <w:proofErr w:type="spellEnd"/>
+    </w:p>
+    <w:p>
+      <w:pPr>
+        <w:pStyle w:val="NormalWeb"/>
+        <w:numPr>
+          <w:ilvl w:val="0"/>
+          <w:numId w:val="16"/>
+        </w:numPr>
+        <w:spacing w:line="276" w:lineRule="auto"/>
+      </w:pPr>
+      <w:r>
+        <w:rPr>
+          <w:b/>
+          <w:bCs/>
+        </w:rPr>
+        <w:t>Purpose</w:t>
+      </w:r>
+      <w:r>
+        <w:rPr>
+          <w:b/>
+          <w:bCs/>
+        </w:rPr>
+        <w:t xml:space="preserve"> &amp; Status</w:t>
+      </w:r>
+      <w:r>
+        <w:rPr>
+          <w:b/>
+          <w:bCs/>
+        </w:rPr>
+        <w:t>:</w:t>
+      </w:r>
+      <w:r>
+        <w:t xml:space="preserve"> </w:t>
+      </w:r>
+      <w:r>
+        <w:t>Real</w:t>
+      </w:r>
+      <w:r>
+        <w:noBreakHyphen/>
+        <w:t>time, persistent socket connections are not used in the current implementation. High</w:t>
+      </w:r>
+      <w:r>
+        <w:noBreakHyphen/>
+        <w:t>priority alerts and notifications are handled by background email tasks and by page refresh / UI workflows rather than server</w:t>
+      </w:r>
+      <w:r>
+        <w:noBreakHyphen/>
+        <w:t>pushed WebSocket messages.</w:t>
+      </w:r>
+    </w:p>
+    <w:p>
+      <w:pPr>
+        <w:pStyle w:val="NormalWeb"/>
+        <w:numPr>
+          <w:ilvl w:val="0"/>
+          <w:numId w:val="16"/>
+        </w:numPr>
+        <w:spacing w:line="276" w:lineRule="auto"/>
+      </w:pPr>
+      <w:r>
+        <w:rPr>
+          <w:b/>
+          <w:bCs/>
+        </w:rPr>
+        <w:t>Reference:</w:t>
+      </w:r>
+      <w:r>
+        <w:t xml:space="preserve"> RFC 6455</w:t>
+      </w:r>
+      <w:r>
+        <w:t>(not applicable to current impl</w:t>
+      </w:r>
+      <w:r>
+        <w:t>ementation)</w:t>
+      </w:r>
+      <w:r>
+        <w:t>.</w:t>
       </w:r>
     </w:p>
     <w:p>
@@ -9064,7 +9264,15 @@
         <w:t>Purpose:</w:t>
       </w:r>
       <w:r>
-        <w:t xml:space="preserve"> The fundamental networking suite for the LMS ecosystem.</w:t>
+        <w:t xml:space="preserve"> The fundamental networking </w:t>
+      </w:r>
+      <w:proofErr w:type="gramStart"/>
+      <w:r>
+        <w:t>suite for</w:t>
+      </w:r>
+      <w:proofErr w:type="gramEnd"/>
+      <w:r>
+        <w:t xml:space="preserve"> the LMS ecosystem.</w:t>
       </w:r>
     </w:p>
     <w:p>
@@ -9295,7 +9503,6 @@
         <w:rPr>
           <w:rFonts w:hAnsi="Symbol"/>
         </w:rPr>
-        <w:lastRenderedPageBreak/>
         <w:t></w:t>
       </w:r>
       <w:r>
@@ -9548,7 +9755,23 @@
           <w:color w:val="auto"/>
           <w:szCs w:val="24"/>
         </w:rPr>
-        <w:t>earch results are returned with minimal latency, the DBMS must be allocated at least 1 GB of dedicated RAM for indexing and query caching.</w:t>
+        <w:t xml:space="preserve">earch results are returned with minimal latency, the DBMS must be allocated at least 1 GB of dedicated RAM for indexing and query </w:t>
+      </w:r>
+      <w:proofErr w:type="gramStart"/>
+      <w:r>
+        <w:rPr>
+          <w:color w:val="auto"/>
+          <w:szCs w:val="24"/>
+        </w:rPr>
+        <w:t>caching</w:t>
+      </w:r>
+      <w:proofErr w:type="gramEnd"/>
+      <w:r>
+        <w:rPr>
+          <w:color w:val="auto"/>
+          <w:szCs w:val="24"/>
+        </w:rPr>
+        <w:t>.</w:t>
       </w:r>
     </w:p>
     <w:p>
@@ -9934,7 +10157,6 @@
           <w:color w:val="auto"/>
           <w:szCs w:val="24"/>
         </w:rPr>
-        <w:lastRenderedPageBreak/>
         <w:t>Operational Efficiency Metrics</w:t>
       </w:r>
     </w:p>
@@ -10015,6 +10237,7 @@
           <w:color w:val="auto"/>
           <w:szCs w:val="24"/>
         </w:rPr>
+        <w:lastRenderedPageBreak/>
         <w:t>Search Optimization:</w:t>
       </w:r>
       <w:r>
@@ -10366,7 +10589,6 @@
           <w:color w:val="auto"/>
           <w:szCs w:val="24"/>
         </w:rPr>
-        <w:lastRenderedPageBreak/>
         <w:t>Automated Notifications:</w:t>
       </w:r>
       <w:r>
@@ -10528,6 +10750,7 @@
           <w:color w:val="auto"/>
           <w:szCs w:val="24"/>
         </w:rPr>
+        <w:lastRenderedPageBreak/>
         <w:t>Integrity Auditing:</w:t>
       </w:r>
       <w:r>
@@ -11038,7 +11261,6 @@
           <w:color w:val="auto"/>
           <w:szCs w:val="24"/>
         </w:rPr>
-        <w:lastRenderedPageBreak/>
         <w:t>Circulation Safety Limits:</w:t>
       </w:r>
       <w:r>
@@ -11062,6 +11284,7 @@
         </w:rPr>
         <w:t xml:space="preserve">orrowing </w:t>
       </w:r>
+      <w:proofErr w:type="gramStart"/>
       <w:r>
         <w:rPr>
           <w:color w:val="auto"/>
@@ -11074,7 +11297,15 @@
           <w:color w:val="auto"/>
           <w:szCs w:val="24"/>
         </w:rPr>
-        <w:t xml:space="preserve">imits </w:t>
+        <w:t>imits</w:t>
+      </w:r>
+      <w:proofErr w:type="gramEnd"/>
+      <w:r>
+        <w:rPr>
+          <w:color w:val="auto"/>
+          <w:szCs w:val="24"/>
+        </w:rPr>
+        <w:t xml:space="preserve"> </w:t>
       </w:r>
       <w:r>
         <w:rPr>
@@ -11217,6 +11448,7 @@
           <w:color w:val="auto"/>
           <w:szCs w:val="24"/>
         </w:rPr>
+        <w:lastRenderedPageBreak/>
         <w:t>Operational Mode Setup:</w:t>
       </w:r>
       <w:r>
@@ -11520,8 +11752,13 @@
       </w:pPr>
       <w:bookmarkStart w:id="32" w:name="_Toc363403530"/>
       <w:bookmarkStart w:id="33" w:name="_Toc224329910"/>
-      <w:r>
-        <w:t>2.2  Product Functions</w:t>
+      <w:proofErr w:type="gramStart"/>
+      <w:r>
+        <w:t>2.2  Product</w:t>
+      </w:r>
+      <w:proofErr w:type="gramEnd"/>
+      <w:r>
+        <w:t xml:space="preserve"> Functions</w:t>
       </w:r>
       <w:bookmarkEnd w:id="32"/>
       <w:bookmarkEnd w:id="33"/>
@@ -11739,7 +11976,6 @@
           <w:color w:val="auto"/>
           <w:szCs w:val="24"/>
         </w:rPr>
-        <w:lastRenderedPageBreak/>
         <w:t>Catalog Search:</w:t>
       </w:r>
       <w:r>
@@ -11851,6 +12087,7 @@
           <w:sz w:val="27"/>
           <w:szCs w:val="27"/>
         </w:rPr>
+        <w:lastRenderedPageBreak/>
         <w:t>Circulation and Workflow Logic</w:t>
       </w:r>
     </w:p>
@@ -12155,8 +12392,13 @@
       </w:pPr>
       <w:bookmarkStart w:id="34" w:name="_Toc363403531"/>
       <w:bookmarkStart w:id="35" w:name="_Toc224329911"/>
-      <w:r>
-        <w:t>2.3  User Characteristics</w:t>
+      <w:proofErr w:type="gramStart"/>
+      <w:r>
+        <w:t>2.3  User</w:t>
+      </w:r>
+      <w:proofErr w:type="gramEnd"/>
+      <w:r>
+        <w:t xml:space="preserve"> Characteristics</w:t>
       </w:r>
       <w:bookmarkEnd w:id="34"/>
       <w:bookmarkEnd w:id="35"/>
@@ -12243,7 +12485,6 @@
           <w:color w:val="auto"/>
           <w:szCs w:val="24"/>
         </w:rPr>
-        <w:lastRenderedPageBreak/>
         <w:t>This is the most expansive and diverse user group, consisting of students and community members who utilize the system for remote and on-site resource discovery.</w:t>
       </w:r>
     </w:p>
@@ -12364,6 +12605,7 @@
           <w:color w:val="auto"/>
           <w:szCs w:val="24"/>
         </w:rPr>
+        <w:lastRenderedPageBreak/>
         <w:t>Technical Expertise:</w:t>
       </w:r>
       <w:r>
@@ -12916,7 +13158,6 @@
           <w:color w:val="auto"/>
           <w:szCs w:val="24"/>
         </w:rPr>
-        <w:lastRenderedPageBreak/>
         <w:t>Design Implication:</w:t>
       </w:r>
       <w:r>
@@ -12986,11 +13227,13 @@
       </w:pPr>
       <w:bookmarkStart w:id="36" w:name="_Toc363403532"/>
       <w:bookmarkStart w:id="37" w:name="_Toc224329912"/>
+      <w:proofErr w:type="gramStart"/>
       <w:r>
         <w:t>2.4  Constraints</w:t>
       </w:r>
       <w:bookmarkEnd w:id="36"/>
       <w:bookmarkEnd w:id="37"/>
+      <w:proofErr w:type="gramEnd"/>
       <w:r>
         <w:t xml:space="preserve">  </w:t>
       </w:r>
@@ -13022,6 +13265,7 @@
         <w:spacing w:line="276" w:lineRule="auto"/>
       </w:pPr>
       <w:r>
+        <w:lastRenderedPageBreak/>
         <w:t>This section describes the factors that limit the developers' choices during the design and implementation of the Library Management System. These non-functional requirements ensure that the system remains compliant, reliable, and compatible with the library's existing technical and regulatory infrastructure.</w:t>
       </w:r>
     </w:p>
@@ -13091,12 +13335,21 @@
         </w:tabs>
         <w:spacing w:line="276" w:lineRule="auto"/>
       </w:pPr>
-      <w:r>
-        <w:rPr>
-          <w:b/>
-          <w:bCs/>
-        </w:rPr>
-        <w:t>Implementation Language:</w:t>
+      <w:proofErr w:type="gramStart"/>
+      <w:r>
+        <w:rPr>
+          <w:b/>
+          <w:bCs/>
+        </w:rPr>
+        <w:t>Implementation Language</w:t>
+      </w:r>
+      <w:proofErr w:type="gramEnd"/>
+      <w:r>
+        <w:rPr>
+          <w:b/>
+          <w:bCs/>
+        </w:rPr>
+        <w:t>:</w:t>
       </w:r>
       <w:r>
         <w:t xml:space="preserve"> To maintain high-level maintainability and scalability, the back-end logic must be developed using a high-order, well-documented language such as JavaScript (Node.js) or Java.</w:t>
@@ -13327,7 +13580,6 @@
           <w:b/>
           <w:bCs/>
         </w:rPr>
-        <w:lastRenderedPageBreak/>
         <w:t>Parallel Operation:</w:t>
       </w:r>
       <w:r>
@@ -13432,6 +13684,7 @@
           <w:b/>
           <w:bCs/>
         </w:rPr>
+        <w:lastRenderedPageBreak/>
         <w:t>Audit Functions:</w:t>
       </w:r>
       <w:r>
@@ -13778,7 +14031,6 @@
           <w:color w:val="auto"/>
           <w:szCs w:val="24"/>
         </w:rPr>
-        <w:lastRenderedPageBreak/>
         <w:t>User Training &amp; Literacy:</w:t>
       </w:r>
       <w:r>
@@ -13850,12 +14102,21 @@
           <w:szCs w:val="24"/>
         </w:rPr>
       </w:pPr>
-      <w:r>
-        <w:rPr>
-          <w:color w:val="auto"/>
-          <w:szCs w:val="24"/>
-        </w:rPr>
-        <w:t>Dependencies are external software or hardware components that the LMS relies upon to fulfill its functional requirements.</w:t>
+      <w:proofErr w:type="gramStart"/>
+      <w:r>
+        <w:rPr>
+          <w:color w:val="auto"/>
+          <w:szCs w:val="24"/>
+        </w:rPr>
+        <w:t>Dependencies are</w:t>
+      </w:r>
+      <w:proofErr w:type="gramEnd"/>
+      <w:r>
+        <w:rPr>
+          <w:color w:val="auto"/>
+          <w:szCs w:val="24"/>
+        </w:rPr>
+        <w:t xml:space="preserve"> external software or hardware components that the LMS relies upon to fulfill its functional requirements.</w:t>
       </w:r>
     </w:p>
     <w:p>
@@ -13881,6 +14142,7 @@
           <w:color w:val="auto"/>
           <w:szCs w:val="24"/>
         </w:rPr>
+        <w:lastRenderedPageBreak/>
         <w:t>DBMS Availability:</w:t>
       </w:r>
       <w:r>
@@ -14005,7 +14267,23 @@
           <w:color w:val="auto"/>
           <w:szCs w:val="24"/>
         </w:rPr>
-        <w:t>edback engine depends on the reliability of a third-party SMTP service. If this service is discontinued or its API protocol is updated to a non-compatible version, the system’s ability to deliver automated alerts will be compromised.</w:t>
+        <w:t xml:space="preserve">edback engine </w:t>
+      </w:r>
+      <w:proofErr w:type="gramStart"/>
+      <w:r>
+        <w:rPr>
+          <w:color w:val="auto"/>
+          <w:szCs w:val="24"/>
+        </w:rPr>
+        <w:t>depends</w:t>
+      </w:r>
+      <w:proofErr w:type="gramEnd"/>
+      <w:r>
+        <w:rPr>
+          <w:color w:val="auto"/>
+          <w:szCs w:val="24"/>
+        </w:rPr>
+        <w:t xml:space="preserve"> on the reliability of a third-party SMTP service. If this service is discontinued or its API protocol is updated to a non-compatible version, the system’s ability to deliver automated alerts will be compromised.</w:t>
       </w:r>
     </w:p>
     <w:p>
@@ -14038,7 +14316,23 @@
           <w:color w:val="auto"/>
           <w:szCs w:val="24"/>
         </w:rPr>
-        <w:t xml:space="preserve"> The front-end user interfaces are dependent on the continued support of modern web standards (HTML5, CSS3, and ECMAScript 6+) by major browsers (Chrome, Firefox, Safari). Significant shifts in how browsers handle security certificates or JavaScript execution would necessitate a rewrite of the UI requirements.</w:t>
+        <w:t xml:space="preserve"> The front-end user interfaces are dependent on the continued support of modern web standards (HTML5, CSS3, and ECMAScript 6+) by major browsers (Chrome, Firefox, Safari). Significant shifts in how browsers handle security certificates or JavaScript execution would necessitate a </w:t>
+      </w:r>
+      <w:proofErr w:type="gramStart"/>
+      <w:r>
+        <w:rPr>
+          <w:color w:val="auto"/>
+          <w:szCs w:val="24"/>
+        </w:rPr>
+        <w:t>rewrite</w:t>
+      </w:r>
+      <w:proofErr w:type="gramEnd"/>
+      <w:r>
+        <w:rPr>
+          <w:color w:val="auto"/>
+          <w:szCs w:val="24"/>
+        </w:rPr>
+        <w:t xml:space="preserve"> of the UI requirements.</w:t>
       </w:r>
     </w:p>
     <w:p>
@@ -14071,8 +14365,17 @@
           <w:color w:val="auto"/>
           <w:szCs w:val="24"/>
         </w:rPr>
-        <w:t xml:space="preserve"> The Hardware Interfaces for scanners and printers rely on standard Human Interface Device</w:t>
-      </w:r>
+        <w:t xml:space="preserve"> The Hardware Interfaces for scanners and printers rely on standard Human </w:t>
+      </w:r>
+      <w:proofErr w:type="gramStart"/>
+      <w:r>
+        <w:rPr>
+          <w:color w:val="auto"/>
+          <w:szCs w:val="24"/>
+        </w:rPr>
+        <w:t>Interface Device</w:t>
+      </w:r>
+      <w:proofErr w:type="gramEnd"/>
       <w:r>
         <w:rPr>
           <w:color w:val="auto"/>
@@ -14327,7 +14630,6 @@
           <w:color w:val="auto"/>
           <w:szCs w:val="24"/>
         </w:rPr>
-        <w:lastRenderedPageBreak/>
         <w:t>Search &amp; Catalog:</w:t>
       </w:r>
       <w:r>
@@ -14457,6 +14759,7 @@
           <w:color w:val="auto"/>
           <w:szCs w:val="24"/>
         </w:rPr>
+        <w:lastRenderedPageBreak/>
         <w:t>Requirements Deferred to Version 2.0 (Future Enhancements)</w:t>
       </w:r>
     </w:p>
@@ -14946,7 +15249,6 @@
           <w:sz w:val="36"/>
           <w:szCs w:val="24"/>
         </w:rPr>
-        <w:lastRenderedPageBreak/>
         <w:t>3. Specific Requirements</w:t>
       </w:r>
       <w:bookmarkEnd w:id="42"/>
@@ -15012,7 +15314,22 @@
         <w:rPr>
           <w:szCs w:val="24"/>
         </w:rPr>
-        <w:t>The system shall provide a web-based user interface accessible through modern web browsers. The interface will present different features depending on the user’s role (Guest, Patron, Staff, or Administrator).</w:t>
+        <w:lastRenderedPageBreak/>
+        <w:t xml:space="preserve">The system </w:t>
+      </w:r>
+      <w:proofErr w:type="gramStart"/>
+      <w:r>
+        <w:rPr>
+          <w:szCs w:val="24"/>
+        </w:rPr>
+        <w:t>shall</w:t>
+      </w:r>
+      <w:proofErr w:type="gramEnd"/>
+      <w:r>
+        <w:rPr>
+          <w:szCs w:val="24"/>
+        </w:rPr>
+        <w:t xml:space="preserve"> provide a web-based user interface accessible through modern web browsers. The interface will present different features depending on the user’s role (Guest, Patron, Staff, or Administrator).</w:t>
       </w:r>
     </w:p>
     <w:p>
@@ -15132,7 +15449,35 @@
         <w:rPr>
           <w:szCs w:val="24"/>
         </w:rPr>
-        <w:t>FR-8 The system shall support operation on desktop and laptop computers used by patrons and staff.</w:t>
+        <w:t xml:space="preserve">FR-8 The system </w:t>
+      </w:r>
+      <w:proofErr w:type="gramStart"/>
+      <w:r>
+        <w:rPr>
+          <w:szCs w:val="24"/>
+        </w:rPr>
+        <w:t>shall</w:t>
+      </w:r>
+      <w:proofErr w:type="gramEnd"/>
+      <w:r>
+        <w:rPr>
+          <w:szCs w:val="24"/>
+        </w:rPr>
+        <w:t xml:space="preserve"> support operation </w:t>
+      </w:r>
+      <w:proofErr w:type="gramStart"/>
+      <w:r>
+        <w:rPr>
+          <w:szCs w:val="24"/>
+        </w:rPr>
+        <w:t>on</w:t>
+      </w:r>
+      <w:proofErr w:type="gramEnd"/>
+      <w:r>
+        <w:rPr>
+          <w:szCs w:val="24"/>
+        </w:rPr>
+        <w:t xml:space="preserve"> desktop and laptop computers used by patrons and staff.</w:t>
       </w:r>
     </w:p>
     <w:p>
@@ -15208,7 +15553,6 @@
         <w:rPr>
           <w:szCs w:val="24"/>
         </w:rPr>
-        <w:lastRenderedPageBreak/>
         <w:t>FR-12 The system shall use standard web technologies including HTML, CSS, and JavaScript for the user interface.</w:t>
       </w:r>
     </w:p>
@@ -15263,6 +15607,7 @@
         <w:rPr>
           <w:szCs w:val="24"/>
         </w:rPr>
+        <w:lastRenderedPageBreak/>
         <w:t>FR-15 The system shall allow users to access the system through a web browser connected to the internet or local network.</w:t>
       </w:r>
     </w:p>
@@ -15349,7 +15694,21 @@
         <w:rPr>
           <w:szCs w:val="24"/>
         </w:rPr>
-        <w:t>FR-17 The system shall display book metadata including title, author, genre, and availability status.</w:t>
+        <w:t xml:space="preserve">FR-17 The system shall display book metadata including title, author, genre, </w:t>
+      </w:r>
+      <w:proofErr w:type="gramStart"/>
+      <w:r>
+        <w:rPr>
+          <w:szCs w:val="24"/>
+        </w:rPr>
+        <w:t>and availability</w:t>
+      </w:r>
+      <w:proofErr w:type="gramEnd"/>
+      <w:r>
+        <w:rPr>
+          <w:szCs w:val="24"/>
+        </w:rPr>
+        <w:t xml:space="preserve"> status.</w:t>
       </w:r>
     </w:p>
     <w:p>
@@ -15502,7 +15861,6 @@
         <w:rPr>
           <w:szCs w:val="24"/>
         </w:rPr>
-        <w:lastRenderedPageBreak/>
         <w:t>FR-28 The system shall allow patrons to view any outstanding fines associated with their account.</w:t>
       </w:r>
     </w:p>
@@ -15557,7 +15915,21 @@
         <w:rPr>
           <w:szCs w:val="24"/>
         </w:rPr>
-        <w:t>FR-30 The system shall allow staff members to check out books to patrons.</w:t>
+        <w:t xml:space="preserve">FR-30 The system shall allow staff members to check out books </w:t>
+      </w:r>
+      <w:proofErr w:type="gramStart"/>
+      <w:r>
+        <w:rPr>
+          <w:szCs w:val="24"/>
+        </w:rPr>
+        <w:t>to</w:t>
+      </w:r>
+      <w:proofErr w:type="gramEnd"/>
+      <w:r>
+        <w:rPr>
+          <w:szCs w:val="24"/>
+        </w:rPr>
+        <w:t xml:space="preserve"> patrons.</w:t>
       </w:r>
     </w:p>
     <w:p>
@@ -15568,6 +15940,7 @@
         <w:rPr>
           <w:szCs w:val="24"/>
         </w:rPr>
+        <w:lastRenderedPageBreak/>
         <w:t>FR-31 The system shall allow staff members to process book returns.</w:t>
       </w:r>
     </w:p>
@@ -15579,7 +15952,21 @@
         <w:rPr>
           <w:szCs w:val="24"/>
         </w:rPr>
-        <w:t>FR-32 The system shall update book availability when a returned book is processed.</w:t>
+        <w:t xml:space="preserve">FR-32 The system </w:t>
+      </w:r>
+      <w:proofErr w:type="gramStart"/>
+      <w:r>
+        <w:rPr>
+          <w:szCs w:val="24"/>
+        </w:rPr>
+        <w:t>shall</w:t>
+      </w:r>
+      <w:proofErr w:type="gramEnd"/>
+      <w:r>
+        <w:rPr>
+          <w:szCs w:val="24"/>
+        </w:rPr>
+        <w:t xml:space="preserve"> update book availability when a returned book is processed.</w:t>
       </w:r>
     </w:p>
     <w:p>
@@ -15792,7 +16179,21 @@
         <w:rPr>
           <w:szCs w:val="24"/>
         </w:rPr>
-        <w:t>FR-45 The system database shall store information related to users, books, borrow records, reservations, and fines.</w:t>
+        <w:t xml:space="preserve">FR-45 The system database shall store information related to users, books, </w:t>
+      </w:r>
+      <w:proofErr w:type="gramStart"/>
+      <w:r>
+        <w:rPr>
+          <w:szCs w:val="24"/>
+        </w:rPr>
+        <w:t>borrow</w:t>
+      </w:r>
+      <w:proofErr w:type="gramEnd"/>
+      <w:r>
+        <w:rPr>
+          <w:szCs w:val="24"/>
+        </w:rPr>
+        <w:t xml:space="preserve"> records, reservations, and fines.</w:t>
       </w:r>
     </w:p>
     <w:p>
@@ -15814,7 +16215,6 @@
         <w:rPr>
           <w:szCs w:val="24"/>
         </w:rPr>
-        <w:lastRenderedPageBreak/>
         <w:t>FR-47 Each book record shall store bibliographic metadata including title, author, genre, and ISBN.</w:t>
       </w:r>
     </w:p>
@@ -15867,6 +16267,7 @@
         <w:rPr>
           <w:szCs w:val="24"/>
         </w:rPr>
+        <w:lastRenderedPageBreak/>
         <w:t>FR-50 The system shall be implemented as a web-based application.</w:t>
       </w:r>
     </w:p>
@@ -16186,7 +16587,6 @@
         <w:spacing w:line="259" w:lineRule="auto"/>
       </w:pPr>
       <w:r>
-        <w:lastRenderedPageBreak/>
         <w:t>Specific Requirements</w:t>
       </w:r>
     </w:p>
@@ -16312,6 +16712,7 @@
           </w:tcPr>
           <w:p>
             <w:r>
+              <w:lastRenderedPageBreak/>
               <w:t>API</w:t>
             </w:r>
           </w:p>
@@ -16522,7 +16923,15 @@
           </w:tcPr>
           <w:p>
             <w:r>
-              <w:t>Registered library user who can borrow books</w:t>
+              <w:t xml:space="preserve">Registered library </w:t>
+            </w:r>
+            <w:proofErr w:type="gramStart"/>
+            <w:r>
+              <w:t>user</w:t>
+            </w:r>
+            <w:proofErr w:type="gramEnd"/>
+            <w:r>
+              <w:t xml:space="preserve"> who can borrow books</w:t>
             </w:r>
           </w:p>
         </w:tc>
@@ -17135,8 +17544,13 @@
         </w:tabs>
         <w:ind w:right="-360"/>
       </w:pPr>
-      <w:r>
-        <w:t>3  Specific Requirements</w:t>
+      <w:proofErr w:type="gramStart"/>
+      <w:r>
+        <w:t>3  Specific</w:t>
+      </w:r>
+      <w:proofErr w:type="gramEnd"/>
+      <w:r>
+        <w:t xml:space="preserve"> Requirements</w:t>
       </w:r>
     </w:p>
     <w:p>
@@ -17152,7 +17566,15 @@
         <w:ind w:right="-360"/>
       </w:pPr>
       <w:r>
-        <w:t xml:space="preserve">    3.1  External interface requirements</w:t>
+        <w:t xml:space="preserve">    </w:t>
+      </w:r>
+      <w:proofErr w:type="gramStart"/>
+      <w:r>
+        <w:t>3.1  External</w:t>
+      </w:r>
+      <w:proofErr w:type="gramEnd"/>
+      <w:r>
+        <w:t xml:space="preserve"> interface requirements</w:t>
       </w:r>
     </w:p>
     <w:p>
@@ -17271,7 +17693,15 @@
         <w:ind w:right="-360"/>
       </w:pPr>
       <w:r>
-        <w:t xml:space="preserve">       3.2.1  User class 1</w:t>
+        <w:t xml:space="preserve">       </w:t>
+      </w:r>
+      <w:proofErr w:type="gramStart"/>
+      <w:r>
+        <w:t>3.2.1  User</w:t>
+      </w:r>
+      <w:proofErr w:type="gramEnd"/>
+      <w:r>
+        <w:t xml:space="preserve"> class 1</w:t>
       </w:r>
     </w:p>
     <w:p>
@@ -17287,7 +17717,15 @@
         <w:ind w:left="420" w:right="-360"/>
       </w:pPr>
       <w:r>
-        <w:t xml:space="preserve">   3.2.1.1  Feature 1.1</w:t>
+        <w:t xml:space="preserve">   </w:t>
+      </w:r>
+      <w:proofErr w:type="gramStart"/>
+      <w:r>
+        <w:t>3.2.1.1  Feature</w:t>
+      </w:r>
+      <w:proofErr w:type="gramEnd"/>
+      <w:r>
+        <w:t xml:space="preserve"> 1.1</w:t>
       </w:r>
     </w:p>
     <w:p>
@@ -17351,7 +17789,15 @@
         <w:ind w:left="420" w:right="-360"/>
       </w:pPr>
       <w:r>
-        <w:t xml:space="preserve">   3.2.1.2  Feature 1.2</w:t>
+        <w:t xml:space="preserve">   </w:t>
+      </w:r>
+      <w:proofErr w:type="gramStart"/>
+      <w:r>
+        <w:t>3.2.1.2  Feature</w:t>
+      </w:r>
+      <w:proofErr w:type="gramEnd"/>
+      <w:r>
+        <w:t xml:space="preserve"> 1.2</w:t>
       </w:r>
     </w:p>
     <w:p>
@@ -17538,7 +17984,15 @@
         <w:ind w:right="-360"/>
       </w:pPr>
       <w:r>
-        <w:t xml:space="preserve">   3.2.2  User class 2</w:t>
+        <w:t xml:space="preserve">   </w:t>
+      </w:r>
+      <w:proofErr w:type="gramStart"/>
+      <w:r>
+        <w:t>3.2.2  User</w:t>
+      </w:r>
+      <w:proofErr w:type="gramEnd"/>
+      <w:r>
+        <w:t xml:space="preserve"> class 2</w:t>
       </w:r>
     </w:p>
     <w:p>
@@ -17570,7 +18024,11 @@
         <w:ind w:right="-360"/>
       </w:pPr>
       <w:r>
-        <w:t xml:space="preserve">       3.2.</w:t>
+        <w:t xml:space="preserve">       </w:t>
+      </w:r>
+      <w:proofErr w:type="gramStart"/>
+      <w:r>
+        <w:t>3.2.</w:t>
       </w:r>
       <w:r>
         <w:rPr>
@@ -17579,7 +18037,11 @@
         <w:t>n</w:t>
       </w:r>
       <w:r>
-        <w:t xml:space="preserve">  User class </w:t>
+        <w:t xml:space="preserve">  User</w:t>
+      </w:r>
+      <w:proofErr w:type="gramEnd"/>
+      <w:r>
+        <w:t xml:space="preserve"> class </w:t>
       </w:r>
       <w:r>
         <w:rPr>
@@ -17617,7 +18079,15 @@
         <w:ind w:right="-360"/>
       </w:pPr>
       <w:r>
-        <w:t xml:space="preserve">    3.3  Performance Requirements</w:t>
+        <w:t xml:space="preserve">    </w:t>
+      </w:r>
+      <w:proofErr w:type="gramStart"/>
+      <w:r>
+        <w:t>3.3  Performance</w:t>
+      </w:r>
+      <w:proofErr w:type="gramEnd"/>
+      <w:r>
+        <w:t xml:space="preserve"> Requirements</w:t>
       </w:r>
     </w:p>
     <w:p>
@@ -17633,7 +18103,15 @@
         <w:ind w:right="-360"/>
       </w:pPr>
       <w:r>
-        <w:t xml:space="preserve">    3.4  Design Constraints</w:t>
+        <w:t xml:space="preserve">    </w:t>
+      </w:r>
+      <w:proofErr w:type="gramStart"/>
+      <w:r>
+        <w:t>3.4  Design</w:t>
+      </w:r>
+      <w:proofErr w:type="gramEnd"/>
+      <w:r>
+        <w:t xml:space="preserve"> Constraints</w:t>
       </w:r>
     </w:p>
     <w:p>
@@ -17649,7 +18127,15 @@
         <w:ind w:right="-360"/>
       </w:pPr>
       <w:r>
-        <w:t xml:space="preserve">    3.5  Software system attributes</w:t>
+        <w:t xml:space="preserve">    </w:t>
+      </w:r>
+      <w:proofErr w:type="gramStart"/>
+      <w:r>
+        <w:t>3.5  Software</w:t>
+      </w:r>
+      <w:proofErr w:type="gramEnd"/>
+      <w:r>
+        <w:t xml:space="preserve"> system attributes</w:t>
       </w:r>
     </w:p>
     <w:p>
@@ -17665,7 +18151,15 @@
         <w:ind w:right="-360"/>
       </w:pPr>
       <w:r>
-        <w:t xml:space="preserve">    3.6  Other requirements</w:t>
+        <w:t xml:space="preserve">    </w:t>
+      </w:r>
+      <w:proofErr w:type="gramStart"/>
+      <w:r>
+        <w:t>3.6  Other</w:t>
+      </w:r>
+      <w:proofErr w:type="gramEnd"/>
+      <w:r>
+        <w:t xml:space="preserve"> requirements</w:t>
       </w:r>
     </w:p>
     <w:sectPr>
@@ -17855,7 +18349,7 @@
         <w:noProof/>
         <w:sz w:val="18"/>
       </w:rPr>
-      <w:t>04/27/26</w:t>
+      <w:t>05/07/26</w:t>
     </w:r>
     <w:r>
       <w:rPr>
